--- a/pgr_app/modelos/modelo_ltcat_completo.docx
+++ b/pgr_app/modelos/modelo_ltcat_completo.docx
@@ -216,6 +216,7 @@
       <w:pPr>
         <w:spacing w:before="115"/>
         <w:ind w:left="32"/>
+        <w:jc w:val="center"/>
         <w:rPr>
           <w:rFonts w:ascii="Arial Narrow" w:hAnsi="Arial Narrow"/>
           <w:b/>
@@ -653,242 +654,23 @@
     </w:p>
     <w:p>
       <w:pPr>
-        <w:ind w:left="233" w:right="197"/>
-        <w:jc w:val="center"/>
-        <w:rPr>
-          <w:rFonts w:ascii="Arial Narrow" w:hAnsi="Arial Narrow"/>
-          <w:sz w:val="23"/>
-        </w:rPr>
-      </w:pPr>
-      <w:r>
-        <w:rPr>
-          <w:rFonts w:ascii="Arial Narrow" w:hAnsi="Arial Narrow"/>
-          <w:sz w:val="23"/>
-        </w:rPr>
-        <w:t>Lei</w:t>
-      </w:r>
-      <w:r>
-        <w:rPr>
-          <w:rFonts w:ascii="Arial Narrow" w:hAnsi="Arial Narrow"/>
-          <w:spacing w:val="-3"/>
-          <w:sz w:val="23"/>
-        </w:rPr>
-        <w:t xml:space="preserve"> </w:t>
-      </w:r>
-      <w:r>
-        <w:rPr>
-          <w:rFonts w:ascii="Arial Narrow" w:hAnsi="Arial Narrow"/>
-          <w:sz w:val="23"/>
-        </w:rPr>
-        <w:t>6.514</w:t>
-      </w:r>
-      <w:r>
-        <w:rPr>
-          <w:rFonts w:ascii="Arial Narrow" w:hAnsi="Arial Narrow"/>
-          <w:spacing w:val="-3"/>
-          <w:sz w:val="23"/>
-        </w:rPr>
-        <w:t xml:space="preserve"> </w:t>
-      </w:r>
-      <w:r>
-        <w:rPr>
-          <w:rFonts w:ascii="Arial Narrow" w:hAnsi="Arial Narrow"/>
-          <w:sz w:val="23"/>
-        </w:rPr>
-        <w:t>de</w:t>
-      </w:r>
-      <w:r>
-        <w:rPr>
-          <w:rFonts w:ascii="Arial Narrow" w:hAnsi="Arial Narrow"/>
-          <w:spacing w:val="-3"/>
-          <w:sz w:val="23"/>
-        </w:rPr>
-        <w:t xml:space="preserve"> </w:t>
-      </w:r>
-      <w:r>
-        <w:rPr>
-          <w:rFonts w:ascii="Arial Narrow" w:hAnsi="Arial Narrow"/>
-          <w:sz w:val="23"/>
-        </w:rPr>
-        <w:t>22</w:t>
-      </w:r>
-      <w:r>
-        <w:rPr>
-          <w:rFonts w:ascii="Arial Narrow" w:hAnsi="Arial Narrow"/>
-          <w:spacing w:val="-3"/>
-          <w:sz w:val="23"/>
-        </w:rPr>
-        <w:t xml:space="preserve"> </w:t>
-      </w:r>
-      <w:r>
-        <w:rPr>
-          <w:rFonts w:ascii="Arial Narrow" w:hAnsi="Arial Narrow"/>
-          <w:sz w:val="23"/>
-        </w:rPr>
-        <w:t>de</w:t>
-      </w:r>
-      <w:r>
-        <w:rPr>
-          <w:rFonts w:ascii="Arial Narrow" w:hAnsi="Arial Narrow"/>
-          <w:spacing w:val="-3"/>
-          <w:sz w:val="23"/>
-        </w:rPr>
-        <w:t xml:space="preserve"> </w:t>
-      </w:r>
-      <w:r>
-        <w:rPr>
-          <w:rFonts w:ascii="Arial Narrow" w:hAnsi="Arial Narrow"/>
-          <w:sz w:val="23"/>
-        </w:rPr>
-        <w:t>dezembro</w:t>
-      </w:r>
-      <w:r>
-        <w:rPr>
-          <w:rFonts w:ascii="Arial Narrow" w:hAnsi="Arial Narrow"/>
-          <w:spacing w:val="-3"/>
-          <w:sz w:val="23"/>
-        </w:rPr>
-        <w:t xml:space="preserve"> </w:t>
-      </w:r>
-      <w:r>
-        <w:rPr>
-          <w:rFonts w:ascii="Arial Narrow" w:hAnsi="Arial Narrow"/>
-          <w:sz w:val="23"/>
-        </w:rPr>
-        <w:t>de</w:t>
-      </w:r>
-      <w:r>
-        <w:rPr>
-          <w:rFonts w:ascii="Arial Narrow" w:hAnsi="Arial Narrow"/>
-          <w:spacing w:val="-3"/>
-          <w:sz w:val="23"/>
-        </w:rPr>
-        <w:t xml:space="preserve"> </w:t>
-      </w:r>
-      <w:r>
-        <w:rPr>
-          <w:rFonts w:ascii="Arial Narrow" w:hAnsi="Arial Narrow"/>
-          <w:sz w:val="23"/>
-        </w:rPr>
-        <w:t>1977,</w:t>
-      </w:r>
-      <w:r>
-        <w:rPr>
-          <w:rFonts w:ascii="Arial Narrow" w:hAnsi="Arial Narrow"/>
-          <w:spacing w:val="-3"/>
-          <w:sz w:val="23"/>
-        </w:rPr>
-        <w:t xml:space="preserve"> </w:t>
-      </w:r>
-      <w:r>
-        <w:rPr>
-          <w:rFonts w:ascii="Arial Narrow" w:hAnsi="Arial Narrow"/>
-          <w:sz w:val="23"/>
-        </w:rPr>
-        <w:t>nas</w:t>
-      </w:r>
-      <w:r>
-        <w:rPr>
-          <w:rFonts w:ascii="Arial Narrow" w:hAnsi="Arial Narrow"/>
-          <w:spacing w:val="-3"/>
-          <w:sz w:val="23"/>
-        </w:rPr>
-        <w:t xml:space="preserve"> </w:t>
-      </w:r>
-      <w:r>
-        <w:rPr>
-          <w:rFonts w:ascii="Arial Narrow" w:hAnsi="Arial Narrow"/>
-          <w:sz w:val="23"/>
-        </w:rPr>
-        <w:t>Normas</w:t>
-      </w:r>
-      <w:r>
-        <w:rPr>
-          <w:rFonts w:ascii="Arial Narrow" w:hAnsi="Arial Narrow"/>
-          <w:spacing w:val="-3"/>
-          <w:sz w:val="23"/>
-        </w:rPr>
-        <w:t xml:space="preserve"> </w:t>
-      </w:r>
-      <w:r>
-        <w:rPr>
-          <w:rFonts w:ascii="Arial Narrow" w:hAnsi="Arial Narrow"/>
-          <w:sz w:val="23"/>
-        </w:rPr>
-        <w:t>Regulamentadoras</w:t>
-      </w:r>
-      <w:r>
-        <w:rPr>
-          <w:rFonts w:ascii="Arial Narrow" w:hAnsi="Arial Narrow"/>
-          <w:spacing w:val="-3"/>
-          <w:sz w:val="23"/>
-        </w:rPr>
-        <w:t xml:space="preserve"> </w:t>
-      </w:r>
-      <w:r>
-        <w:rPr>
-          <w:rFonts w:ascii="Arial Narrow" w:hAnsi="Arial Narrow"/>
-          <w:sz w:val="23"/>
-        </w:rPr>
-        <w:t>(NRs</w:t>
-      </w:r>
-      <w:r>
-        <w:rPr>
-          <w:rFonts w:ascii="Arial Narrow" w:hAnsi="Arial Narrow"/>
-          <w:spacing w:val="-3"/>
-          <w:sz w:val="23"/>
-        </w:rPr>
-        <w:t xml:space="preserve"> </w:t>
-      </w:r>
-      <w:r>
-        <w:rPr>
-          <w:rFonts w:ascii="Arial Narrow" w:hAnsi="Arial Narrow"/>
-          <w:sz w:val="23"/>
-        </w:rPr>
-        <w:t>–</w:t>
-      </w:r>
-      <w:r>
-        <w:rPr>
-          <w:rFonts w:ascii="Arial Narrow" w:hAnsi="Arial Narrow"/>
-          <w:spacing w:val="-3"/>
-          <w:sz w:val="23"/>
-        </w:rPr>
-        <w:t xml:space="preserve"> </w:t>
-      </w:r>
-      <w:r>
-        <w:rPr>
-          <w:rFonts w:ascii="Arial Narrow" w:hAnsi="Arial Narrow"/>
-          <w:sz w:val="23"/>
-        </w:rPr>
-        <w:t>16),</w:t>
-      </w:r>
-      <w:r>
-        <w:rPr>
-          <w:rFonts w:ascii="Arial Narrow" w:hAnsi="Arial Narrow"/>
-          <w:spacing w:val="-3"/>
-          <w:sz w:val="23"/>
-        </w:rPr>
-        <w:t xml:space="preserve"> </w:t>
-      </w:r>
-      <w:r>
-        <w:rPr>
-          <w:rFonts w:ascii="Arial Narrow" w:hAnsi="Arial Narrow"/>
-          <w:sz w:val="23"/>
-        </w:rPr>
-        <w:t>da Portaria 3.214 de 08 de junho de 1978, do MTE</w:t>
-      </w:r>
-    </w:p>
-    <w:p>
-      <w:pPr>
         <w:pStyle w:val="Corpodetexto"/>
         <w:spacing w:before="9"/>
         <w:ind w:left="0" w:right="0"/>
-        <w:jc w:val="left"/>
+        <w:jc w:val="center"/>
         <w:rPr>
           <w:rFonts w:ascii="Arial Narrow" w:hAnsi="Arial Narrow"/>
           <w:sz w:val="23"/>
         </w:rPr>
       </w:pPr>
+      <w:r>
+        <w:rPr>
+          <w:rFonts w:ascii="Arial Narrow" w:hAnsi="Arial Narrow"/>
+          <w:sz w:val="23"/>
+          <w:szCs w:val="22"/>
+        </w:rPr>
+        <w:t>Lei nº 8.213/91 e INSS, Lei 6.514 de 22 de dezembro de 1977, nas Normas Regulamentadoras (NRs – 15), da Portaria 3.214 de 08 de junho de 1978, do MTE</w:t>
+      </w:r>
     </w:p>
     <w:p>
       <w:pPr>
@@ -22407,7 +22189,6 @@
             <w:pPr>
               <w:pStyle w:val="TableParagraph"/>
               <w:ind w:left="9"/>
-              <w:jc w:val="center"/>
               <w:rPr>
                 <w:rFonts w:ascii="Arial Narrow" w:hAnsi="Arial Narrow"/>
                 <w:b/>
@@ -22416,320 +22197,12 @@
             </w:pPr>
             <w:r>
               <w:rPr>
-                <w:rFonts w:ascii="Arial Narrow" w:hAnsi="Arial Narrow"/>
                 <w:b/>
                 <w:color w:val="FFFFFF"/>
-                <w:sz w:val="17"/>
-              </w:rPr>
-              <w:t>AUSÊNCIA</w:t>
-            </w:r>
-            <w:r>
-              <w:rPr>
-                <w:rFonts w:ascii="Arial Narrow" w:hAnsi="Arial Narrow"/>
-                <w:b/>
-                <w:color w:val="FFFFFF"/>
-                <w:spacing w:val="6"/>
-                <w:sz w:val="17"/>
-              </w:rPr>
-              <w:t xml:space="preserve"> </w:t>
-            </w:r>
-            <w:r>
-              <w:rPr>
-                <w:rFonts w:ascii="Arial Narrow" w:hAnsi="Arial Narrow"/>
-                <w:b/>
-                <w:color w:val="FFFFFF"/>
-                <w:sz w:val="17"/>
-              </w:rPr>
-              <w:t>DE</w:t>
-            </w:r>
-            <w:r>
-              <w:rPr>
-                <w:rFonts w:ascii="Arial Narrow" w:hAnsi="Arial Narrow"/>
-                <w:b/>
-                <w:color w:val="FFFFFF"/>
-                <w:spacing w:val="6"/>
-                <w:sz w:val="17"/>
-              </w:rPr>
-              <w:t xml:space="preserve"> </w:t>
-            </w:r>
-            <w:r>
-              <w:rPr>
-                <w:rFonts w:ascii="Arial Narrow" w:hAnsi="Arial Narrow"/>
-                <w:b/>
-                <w:color w:val="FFFFFF"/>
-                <w:spacing w:val="-2"/>
-                <w:sz w:val="17"/>
-              </w:rPr>
-              <w:t>RISCOS</w:t>
-            </w:r>
-          </w:p>
-        </w:tc>
-      </w:tr>
-      <w:tr>
-        <w:trPr>
-          <w:trHeight w:val="729"/>
-        </w:trPr>
-        <w:tc>
-          <w:tcPr>
-            <w:tcW w:w="10762" w:type="dxa"/>
-          </w:tcPr>
-          <w:p>
-            <w:pPr>
-              <w:pStyle w:val="TableParagraph"/>
-              <w:spacing w:line="244" w:lineRule="auto"/>
-              <w:ind w:right="41"/>
-              <w:jc w:val="both"/>
-              <w:rPr>
-                <w:rFonts w:ascii="Arial Narrow" w:hAnsi="Arial Narrow"/>
-                <w:sz w:val="17"/>
-              </w:rPr>
-            </w:pPr>
-            <w:r>
-              <w:rPr>
-                <w:rFonts w:ascii="Arial Narrow" w:hAnsi="Arial Narrow"/>
-                <w:sz w:val="17"/>
-              </w:rPr>
-              <w:t>Através da inspeção realizada nos locais de trabalho cujo cargos acima desenpenham suas atividades, e de acordo com a NR15</w:t>
-            </w:r>
-            <w:r>
-              <w:rPr>
-                <w:rFonts w:ascii="Arial Narrow" w:hAnsi="Arial Narrow"/>
-                <w:spacing w:val="40"/>
-                <w:sz w:val="17"/>
-              </w:rPr>
-              <w:t xml:space="preserve"> </w:t>
-            </w:r>
-            <w:r>
-              <w:rPr>
-                <w:rFonts w:ascii="Arial Narrow" w:hAnsi="Arial Narrow"/>
-                <w:sz w:val="17"/>
-              </w:rPr>
-              <w:t>da</w:t>
-            </w:r>
-            <w:r>
-              <w:rPr>
-                <w:rFonts w:ascii="Arial Narrow" w:hAnsi="Arial Narrow"/>
-                <w:spacing w:val="40"/>
-                <w:sz w:val="17"/>
-              </w:rPr>
-              <w:t xml:space="preserve"> </w:t>
-            </w:r>
-            <w:r>
-              <w:rPr>
-                <w:rFonts w:ascii="Arial Narrow" w:hAnsi="Arial Narrow"/>
-                <w:sz w:val="17"/>
-              </w:rPr>
-              <w:t>Portaria</w:t>
-            </w:r>
-            <w:r>
-              <w:rPr>
-                <w:rFonts w:ascii="Arial Narrow" w:hAnsi="Arial Narrow"/>
-                <w:spacing w:val="40"/>
-                <w:sz w:val="17"/>
-              </w:rPr>
-              <w:t xml:space="preserve"> </w:t>
-            </w:r>
-            <w:r>
-              <w:rPr>
-                <w:rFonts w:ascii="Arial Narrow" w:hAnsi="Arial Narrow"/>
-                <w:sz w:val="17"/>
-              </w:rPr>
-              <w:t>3.214/78</w:t>
-            </w:r>
-            <w:r>
-              <w:rPr>
-                <w:rFonts w:ascii="Arial Narrow" w:hAnsi="Arial Narrow"/>
-                <w:spacing w:val="40"/>
-                <w:sz w:val="17"/>
-              </w:rPr>
-              <w:t xml:space="preserve"> </w:t>
-            </w:r>
-            <w:r>
-              <w:rPr>
-                <w:rFonts w:ascii="Arial Narrow" w:hAnsi="Arial Narrow"/>
-                <w:sz w:val="17"/>
-              </w:rPr>
-              <w:t>do</w:t>
-            </w:r>
-            <w:r>
-              <w:rPr>
-                <w:rFonts w:ascii="Arial Narrow" w:hAnsi="Arial Narrow"/>
-                <w:spacing w:val="40"/>
-                <w:sz w:val="17"/>
-              </w:rPr>
-              <w:t xml:space="preserve"> </w:t>
-            </w:r>
-            <w:r>
-              <w:rPr>
-                <w:rFonts w:ascii="Arial Narrow" w:hAnsi="Arial Narrow"/>
-                <w:sz w:val="17"/>
-              </w:rPr>
-              <w:t>M.T.E</w:t>
-            </w:r>
-            <w:r>
-              <w:rPr>
-                <w:rFonts w:ascii="Arial Narrow" w:hAnsi="Arial Narrow"/>
-                <w:spacing w:val="40"/>
-                <w:sz w:val="17"/>
-              </w:rPr>
-              <w:t xml:space="preserve"> </w:t>
-            </w:r>
-            <w:r>
-              <w:rPr>
-                <w:rFonts w:ascii="Arial Narrow" w:hAnsi="Arial Narrow"/>
-                <w:sz w:val="17"/>
-              </w:rPr>
-              <w:t>os</w:t>
-            </w:r>
-            <w:r>
-              <w:rPr>
-                <w:rFonts w:ascii="Arial Narrow" w:hAnsi="Arial Narrow"/>
-                <w:spacing w:val="40"/>
-                <w:sz w:val="17"/>
-              </w:rPr>
-              <w:t xml:space="preserve"> </w:t>
-            </w:r>
-            <w:r>
-              <w:rPr>
-                <w:rFonts w:ascii="Arial Narrow" w:hAnsi="Arial Narrow"/>
-                <w:sz w:val="17"/>
-              </w:rPr>
-              <w:t>colaboradores</w:t>
-            </w:r>
-            <w:r>
-              <w:rPr>
-                <w:rFonts w:ascii="Arial Narrow" w:hAnsi="Arial Narrow"/>
-                <w:spacing w:val="40"/>
-                <w:sz w:val="17"/>
-              </w:rPr>
-              <w:t xml:space="preserve"> </w:t>
-            </w:r>
-            <w:r>
-              <w:rPr>
-                <w:rFonts w:ascii="Arial Narrow" w:hAnsi="Arial Narrow"/>
-                <w:sz w:val="17"/>
-              </w:rPr>
-              <w:t>não</w:t>
-            </w:r>
-            <w:r>
-              <w:rPr>
-                <w:rFonts w:ascii="Arial Narrow" w:hAnsi="Arial Narrow"/>
-                <w:spacing w:val="40"/>
-                <w:sz w:val="17"/>
-              </w:rPr>
-              <w:t xml:space="preserve"> </w:t>
-            </w:r>
-            <w:r>
-              <w:rPr>
-                <w:rFonts w:ascii="Arial Narrow" w:hAnsi="Arial Narrow"/>
-                <w:sz w:val="17"/>
-              </w:rPr>
-              <w:t>se</w:t>
-            </w:r>
-            <w:r>
-              <w:rPr>
-                <w:rFonts w:ascii="Arial Narrow" w:hAnsi="Arial Narrow"/>
-                <w:spacing w:val="40"/>
-                <w:sz w:val="17"/>
-              </w:rPr>
-              <w:t xml:space="preserve"> </w:t>
-            </w:r>
-            <w:r>
-              <w:rPr>
-                <w:rFonts w:ascii="Arial Narrow" w:hAnsi="Arial Narrow"/>
-                <w:sz w:val="17"/>
-              </w:rPr>
-              <w:t>expõe</w:t>
-            </w:r>
-            <w:r>
-              <w:rPr>
-                <w:rFonts w:ascii="Arial Narrow" w:hAnsi="Arial Narrow"/>
-                <w:spacing w:val="40"/>
-                <w:sz w:val="17"/>
-              </w:rPr>
-              <w:t xml:space="preserve"> </w:t>
-            </w:r>
-            <w:r>
-              <w:rPr>
-                <w:rFonts w:ascii="Arial Narrow" w:hAnsi="Arial Narrow"/>
-                <w:sz w:val="17"/>
-              </w:rPr>
-              <w:t>a</w:t>
-            </w:r>
-            <w:r>
-              <w:rPr>
-                <w:rFonts w:ascii="Arial Narrow" w:hAnsi="Arial Narrow"/>
-                <w:spacing w:val="40"/>
-                <w:sz w:val="17"/>
-              </w:rPr>
-              <w:t xml:space="preserve"> </w:t>
-            </w:r>
-            <w:r>
-              <w:rPr>
-                <w:rFonts w:ascii="Arial Narrow" w:hAnsi="Arial Narrow"/>
-                <w:sz w:val="17"/>
-              </w:rPr>
-              <w:t>agentes</w:t>
-            </w:r>
-            <w:r>
-              <w:rPr>
-                <w:rFonts w:ascii="Arial Narrow" w:hAnsi="Arial Narrow"/>
-                <w:spacing w:val="40"/>
-                <w:sz w:val="17"/>
-              </w:rPr>
-              <w:t xml:space="preserve"> </w:t>
-            </w:r>
-            <w:r>
-              <w:rPr>
-                <w:rFonts w:ascii="Arial Narrow" w:hAnsi="Arial Narrow"/>
-                <w:sz w:val="17"/>
-              </w:rPr>
-              <w:t>ambientais</w:t>
-            </w:r>
-            <w:r>
-              <w:rPr>
-                <w:rFonts w:ascii="Arial Narrow" w:hAnsi="Arial Narrow"/>
-                <w:spacing w:val="40"/>
-                <w:sz w:val="17"/>
-              </w:rPr>
-              <w:t xml:space="preserve"> </w:t>
-            </w:r>
-            <w:r>
-              <w:rPr>
-                <w:rFonts w:ascii="Arial Narrow" w:hAnsi="Arial Narrow"/>
-                <w:sz w:val="17"/>
-              </w:rPr>
-              <w:t>nocivos,</w:t>
-            </w:r>
-            <w:r>
-              <w:rPr>
-                <w:rFonts w:ascii="Arial Narrow" w:hAnsi="Arial Narrow"/>
-                <w:spacing w:val="40"/>
-                <w:sz w:val="17"/>
-              </w:rPr>
-              <w:t xml:space="preserve"> </w:t>
-            </w:r>
-            <w:r>
-              <w:rPr>
-                <w:rFonts w:ascii="Arial Narrow" w:hAnsi="Arial Narrow"/>
-                <w:sz w:val="17"/>
-              </w:rPr>
-              <w:t>não</w:t>
-            </w:r>
-            <w:r>
-              <w:rPr>
-                <w:rFonts w:ascii="Arial Narrow" w:hAnsi="Arial Narrow"/>
-                <w:spacing w:val="40"/>
-                <w:sz w:val="17"/>
-              </w:rPr>
-              <w:t xml:space="preserve"> </w:t>
-            </w:r>
-            <w:r>
-              <w:rPr>
-                <w:rFonts w:ascii="Arial Narrow" w:hAnsi="Arial Narrow"/>
-                <w:sz w:val="17"/>
-              </w:rPr>
-              <w:t>havendo exposição a agentes Químicos, Físicos ou Biológicos</w:t>
+                <w:sz w:val="24"/>
+                <w:szCs w:val="24"/>
+              </w:rPr>
+              <w:t>Com base na inspeção realizada nos locais de trabalho e na avaliação das atividades desenvolvidas pelos cargos acima relacionados, não foi constatada exposição habitual e permanente a agentes nocivos de natureza física, química ou biológica, em níveis ou condições capazes de caracterizar atividade especial ou insalubre. Dessa forma, não há elementos técnicos que permitam o enquadramento das atividades no Anexo IV do Decreto nº 3.048/99, para fins de reconhecimento de aposentadoria especial, uma vez que as condições avaliadas não caracterizam exposição ocupacional prejudicial à saúde ou à integridade física nos termos da legislação previdenciária aplicável.</w:t>
             </w:r>
           </w:p>
         </w:tc>
@@ -22756,83 +22229,6 @@
         </w:rPr>
         <w:t xml:space="preserve">  </w:t>
       </w:r>
-    </w:p>
-    <w:p>
-      <w:pPr>
-        <w:pStyle w:val="TableParagraph"/>
-        <w:spacing w:line="244" w:lineRule="auto"/>
-        <w:jc w:val="both"/>
-        <w:rPr>
-          <w:rFonts w:ascii="Arial Narrow" w:hAnsi="Arial Narrow"/>
-          <w:sz w:val="17"/>
-        </w:rPr>
-      </w:pPr>
-    </w:p>
-    <w:p>
-      <w:pPr>
-        <w:pStyle w:val="TableParagraph"/>
-        <w:spacing w:line="244" w:lineRule="auto"/>
-        <w:jc w:val="both"/>
-        <w:rPr>
-          <w:rFonts w:ascii="Arial Narrow" w:hAnsi="Arial Narrow"/>
-          <w:sz w:val="17"/>
-        </w:rPr>
-      </w:pPr>
-    </w:p>
-    <w:p>
-      <w:pPr>
-        <w:pStyle w:val="TableParagraph"/>
-        <w:spacing w:line="244" w:lineRule="auto"/>
-        <w:jc w:val="both"/>
-        <w:rPr>
-          <w:rFonts w:ascii="Arial Narrow" w:hAnsi="Arial Narrow"/>
-          <w:sz w:val="17"/>
-        </w:rPr>
-      </w:pPr>
-    </w:p>
-    <w:p>
-      <w:pPr>
-        <w:pStyle w:val="TableParagraph"/>
-        <w:spacing w:line="244" w:lineRule="auto"/>
-        <w:jc w:val="both"/>
-        <w:rPr>
-          <w:rFonts w:ascii="Arial Narrow" w:hAnsi="Arial Narrow"/>
-          <w:sz w:val="17"/>
-        </w:rPr>
-      </w:pPr>
-    </w:p>
-    <w:p>
-      <w:pPr>
-        <w:pStyle w:val="TableParagraph"/>
-        <w:spacing w:line="244" w:lineRule="auto"/>
-        <w:jc w:val="both"/>
-        <w:rPr>
-          <w:rFonts w:ascii="Arial Narrow" w:hAnsi="Arial Narrow"/>
-          <w:sz w:val="17"/>
-        </w:rPr>
-      </w:pPr>
-    </w:p>
-    <w:p>
-      <w:pPr>
-        <w:pStyle w:val="TableParagraph"/>
-        <w:spacing w:line="244" w:lineRule="auto"/>
-        <w:jc w:val="both"/>
-        <w:rPr>
-          <w:rFonts w:ascii="Arial Narrow" w:hAnsi="Arial Narrow"/>
-          <w:sz w:val="17"/>
-        </w:rPr>
-      </w:pPr>
-    </w:p>
-    <w:p>
-      <w:pPr>
-        <w:pStyle w:val="TableParagraph"/>
-        <w:spacing w:line="244" w:lineRule="auto"/>
-        <w:jc w:val="both"/>
-        <w:rPr>
-          <w:rFonts w:ascii="Arial Narrow" w:hAnsi="Arial Narrow"/>
-          <w:sz w:val="17"/>
-        </w:rPr>
-      </w:pPr>
     </w:p>
     <w:p>
       <w:pPr>
@@ -27984,6 +27380,14 @@
           <w:szCs w:val="20"/>
         </w:rPr>
         <w:t>ESP. NEUROCIÊNCIA E ANALISTA</w:t>
+      </w:r>
+      <w:r>
+        <w:rPr>
+          <w:rFonts w:ascii="Arial Narrow" w:hAnsi="Arial Narrow"/>
+          <w:sz w:val="20"/>
+          <w:szCs w:val="20"/>
+        </w:rPr>
+        <w:t xml:space="preserve"> ABA</w:t>
       </w:r>
     </w:p>
     <w:p>

--- a/pgr_app/modelos/modelo_ltcat_completo.docx
+++ b/pgr_app/modelos/modelo_ltcat_completo.docx
@@ -22189,20 +22189,56 @@
             <w:pPr>
               <w:pStyle w:val="TableParagraph"/>
               <w:ind w:left="9"/>
-              <w:rPr>
-                <w:rFonts w:ascii="Arial Narrow" w:hAnsi="Arial Narrow"/>
-                <w:b/>
-                <w:sz w:val="17"/>
-              </w:rPr>
-            </w:pPr>
-            <w:r>
+              <w:jc w:val="both"/>
               <w:rPr>
                 <w:b/>
                 <w:color w:val="FFFFFF"/>
                 <w:sz w:val="24"/>
                 <w:szCs w:val="24"/>
               </w:rPr>
-              <w:t>Com base na inspeção realizada nos locais de trabalho e na avaliação das atividades desenvolvidas pelos cargos acima relacionados, não foi constatada exposição habitual e permanente a agentes nocivos de natureza física, química ou biológica, em níveis ou condições capazes de caracterizar atividade especial ou insalubre. Dessa forma, não há elementos técnicos que permitam o enquadramento das atividades no Anexo IV do Decreto nº 3.048/99, para fins de reconhecimento de aposentadoria especial, uma vez que as condições avaliadas não caracterizam exposição ocupacional prejudicial à saúde ou à integridade física nos termos da legislação previdenciária aplicável.</w:t>
+            </w:pPr>
+            <w:r>
+              <w:rPr>
+                <w:b/>
+                <w:color w:val="FFFFFF"/>
+                <w:sz w:val="24"/>
+                <w:szCs w:val="24"/>
+              </w:rPr>
+              <w:t xml:space="preserve">Com base na inspeção realizada nos locais de trabalho e na avaliação das atividades desenvolvidas pelos cargos acima relacionados, não foi constatada exposição habitual e permanente a agentes nocivos de natureza física, química ou biológica, em níveis ou condições capazes de caracterizar atividade especial ou insalubre. </w:t>
+            </w:r>
+          </w:p>
+          <w:p>
+            <w:pPr>
+              <w:pStyle w:val="TableParagraph"/>
+              <w:ind w:left="9"/>
+              <w:jc w:val="both"/>
+              <w:rPr>
+                <w:b/>
+                <w:color w:val="FFFFFF"/>
+                <w:sz w:val="24"/>
+                <w:szCs w:val="24"/>
+              </w:rPr>
+            </w:pPr>
+          </w:p>
+          <w:p>
+            <w:pPr>
+              <w:pStyle w:val="TableParagraph"/>
+              <w:ind w:left="9"/>
+              <w:jc w:val="both"/>
+              <w:rPr>
+                <w:rFonts w:ascii="Arial Narrow" w:hAnsi="Arial Narrow"/>
+                <w:b/>
+                <w:sz w:val="17"/>
+              </w:rPr>
+            </w:pPr>
+            <w:r>
+              <w:rPr>
+                <w:b/>
+                <w:color w:val="FFFFFF"/>
+                <w:sz w:val="24"/>
+                <w:szCs w:val="24"/>
+              </w:rPr>
+              <w:t>Dessa forma, não há elementos técnicos que permitam o enquadramento das atividades no Anexo IV do Decreto nº 3.048/99, para fins de reconhecimento de aposentadoria especial, uma vez que as condições avaliadas não caracterizam exposição ocupacional prejudicial à saúde ou à integridade física nos termos da legislação previdenciária aplicável.</w:t>
             </w:r>
           </w:p>
         </w:tc>

--- a/pgr_app/modelos/modelo_ltcat_completo.docx
+++ b/pgr_app/modelos/modelo_ltcat_completo.docx
@@ -20523,7 +20523,7 @@
                 <w:color w:val="000000"/>
                 <w:lang w:val="pt-BR"/>
               </w:rPr>
-              <w:t>Nome do setor:</w:t>
+              <w:t>Nome do GES:</w:t>
             </w:r>
           </w:p>
         </w:tc>
@@ -20676,7 +20676,7 @@
                 <w:color w:val="000000"/>
                 <w:lang w:val="pt-BR"/>
               </w:rPr>
-              <w:t>Funções no Setor</w:t>
+              <w:t>Funções no GES</w:t>
             </w:r>
           </w:p>
         </w:tc>
@@ -21162,7 +21162,7 @@
                 <w:sz w:val="20"/>
                 <w:szCs w:val="20"/>
               </w:rPr>
-              <w:t>SETOR</w:t>
+              <w:t>GES</w:t>
             </w:r>
           </w:p>
         </w:tc>
